--- a/Documentation/09-Go-To-Market-Plan.docx
+++ b/Documentation/09-Go-To-Market-Plan.docx
@@ -65,7 +65,7 @@
           <w:sz w:val="20"/>
           <w:szCs w:val="20"/>
         </w:rPr>
-        <w:t xml:space="preserve">Version 1.0  ·  Project documentation  ·  2026</w:t>
+        <w:t>Version 1.1  ·  Project documentation  ·  2026</w:t>
       </w:r>
     </w:p>
     <w:p>
@@ -2867,7 +2867,7 @@
                 <w:sz w:val="20"/>
                 <w:szCs w:val="20"/>
               </w:rPr>
-              <w:t xml:space="preserve">≥ 3 users asking the chatbot in week 1</w:t>
+              <w:t>≥ 3 users asking the chatbot in week 1 (Team workspaces)</w:t>
             </w:r>
           </w:p>
         </w:tc>
@@ -2900,7 +2900,7 @@
                 <w:sz w:val="20"/>
                 <w:szCs w:val="20"/>
               </w:rPr>
-              <w:t xml:space="preserve">&gt; 50% of workspaces</w:t>
+              <w:t>&gt; 50% of Team workspaces</w:t>
             </w:r>
           </w:p>
         </w:tc>
